--- a/Examples/GroupDocs.Assembly.Examples.Java/Data/Output/Word Reports/BarcodeResolution_1600dpi.docx
+++ b/Examples/GroupDocs.Assembly.Examples.Java/Data/Output/Word Reports/BarcodeResolution_1600dpi.docx
@@ -20,7 +20,7 @@
                 <wp:positionV relativeFrom="paragraph">
                   <wp:posOffset>289560</wp:posOffset>
                 </wp:positionV>
-                <wp:extent cx="20116800" cy="9181235"/>
+                <wp:extent cx="3171831" cy="1447612"/>
                 <wp:effectExtent l="0" t="0" r="9525" b="0"/>
                 <wp:wrapNone/>
                 <wp:docPr id="1" name="Text Box 1"/>
@@ -32,7 +32,7 @@
                       <wps:spPr>
                         <a:xfrm>
                           <a:off x="0" y="0"/>
-                          <a:ext cx="20116800" cy="9181235"/>
+                          <a:ext cx="3171831" cy="1447612"/>
                         </a:xfrm>
                         <a:prstGeom prst="rect">
                           <a:avLst/>
@@ -90,7 +90,7 @@
                 <v:stroke joinstyle="miter"/>
                 <v:path gradientshapeok="t" o:connecttype="rect"/>
               </v:shapetype>
-              <v:shape id="Text Box 1" o:spid="_x0000_s1025" type="#_x0000_t202" style="width:22in;height:722.93pt;margin-top:22.8pt;margin-left:49.2pt;mso-wrap-distance-bottom:0;mso-wrap-distance-left:9pt;mso-wrap-distance-right:9pt;mso-wrap-distance-top:0;position:absolute;v-text-anchor:top;z-index:251658240" stroked="f" strokeweight="0.5pt">
+              <v:shape id="Text Box 1" o:spid="_x0000_s1025" type="#_x0000_t202" style="width:249.75pt;height:113.99pt;margin-top:22.8pt;margin-left:49.2pt;mso-wrap-distance-bottom:0;mso-wrap-distance-left:9pt;mso-wrap-distance-right:9pt;mso-wrap-distance-top:0;position:absolute;v-text-anchor:top;z-index:251658240" stroked="f" strokeweight="0.5pt">
                 <v:fill r:id="rId4" o:title="" recolor="t" rotate="t" type="frame"/>
                 <v:textbox>
                   <w:txbxContent>
